--- a/ConsumerWorkplace_v_1.0/Templates/F_7_Г готелі.docx
+++ b/ConsumerWorkplace_v_1.0/Templates/F_7_Г готелі.docx
@@ -229,8 +229,8 @@
             <w:szCs w:val="18"/>
             <w:lang w:val="uk-UA"/>
           </w:rPr>
-          <w:alias w:val="docDateC"/>
-          <w:tag w:val="docDateC"/>
+          <w:alias w:val="docDate"/>
+          <w:tag w:val="docDate"/>
           <w:id w:val="578646345"/>
           <w:placeholder>
             <w:docPart w:val="3603604BF27E440F9D7730B6EDECBE2E"/>
@@ -527,33 +527,6 @@
         <w:t xml:space="preserve">та </w:t>
       </w:r>
       <w:bookmarkStart w:id="1" w:name="_Hlk516488804"/>
-      <w:sdt>
-        <w:sdtPr>
-          <w:alias w:val="fop"/>
-          <w:tag w:val="fop"/>
-          <w:id w:val="843820011"/>
-          <w:placeholder>
-            <w:docPart w:val="DefaultPlaceholder_-1854013440"/>
-          </w:placeholder>
-          <w:showingPlcHdr/>
-          <w15:appearance w15:val="tags"/>
-          <w:text/>
-        </w:sdtPr>
-        <w:sdtContent>
-          <w:r>
-            <w:rPr>
-              <w:rStyle w:val="af1"/>
-            </w:rPr>
-            <w:t>Место для ввода текста.</w:t>
-          </w:r>
-        </w:sdtContent>
-      </w:sdt>
-      <w:r>
-        <w:rPr>
-          <w:lang w:val="ru-RU"/>
-        </w:rPr>
-        <w:t xml:space="preserve"> </w:t>
-      </w:r>
       <w:sdt>
         <w:sdtPr>
           <w:rPr>
@@ -595,43 +568,16 @@
         <w:t>,</w:t>
       </w:r>
       <w:r>
-        <w:t xml:space="preserve"> </w:t>
+        <w:t xml:space="preserve"> в особі </w:t>
       </w:r>
       <w:bookmarkStart w:id="2" w:name="_Hlk516488815"/>
-      <w:sdt>
-        <w:sdtPr>
-          <w:alias w:val="vOsobi"/>
-          <w:tag w:val="vOsobi"/>
-          <w:id w:val="-1551676392"/>
-          <w:placeholder>
-            <w:docPart w:val="DefaultPlaceholder_-1854013440"/>
-          </w:placeholder>
-          <w:showingPlcHdr/>
-          <w15:appearance w15:val="tags"/>
-          <w:text/>
-        </w:sdtPr>
-        <w:sdtContent>
-          <w:r>
-            <w:rPr>
-              <w:rStyle w:val="af1"/>
-            </w:rPr>
-            <w:t>Место для ввода текста.</w:t>
-          </w:r>
-        </w:sdtContent>
-      </w:sdt>
-      <w:r>
-        <w:rPr>
-          <w:lang w:val="ru-RU"/>
-        </w:rPr>
-        <w:t xml:space="preserve"> </w:t>
-      </w:r>
       <w:sdt>
         <w:sdtPr>
           <w:rPr>
             <w:b/>
           </w:rPr>
-          <w:alias w:val="СstPerson"/>
-          <w:tag w:val="СstPerson"/>
+          <w:alias w:val="CstPerson"/>
+          <w:tag w:val="CstPerson"/>
           <w:id w:val="341675621"/>
           <w:placeholder>
             <w:docPart w:val="549CB202F7994ECDBFB5FB09B3B5287A"/>
@@ -652,36 +598,9 @@
       </w:sdt>
       <w:bookmarkEnd w:id="2"/>
       <w:r>
-        <w:t xml:space="preserve">, </w:t>
+        <w:t xml:space="preserve">, що діє на підставі </w:t>
       </w:r>
       <w:bookmarkStart w:id="3" w:name="_Hlk516488826"/>
-      <w:sdt>
-        <w:sdtPr>
-          <w:alias w:val="naPidstavi "/>
-          <w:tag w:val="naPidstavi "/>
-          <w:id w:val="-1406603360"/>
-          <w:placeholder>
-            <w:docPart w:val="DefaultPlaceholder_-1854013440"/>
-          </w:placeholder>
-          <w:showingPlcHdr/>
-          <w15:appearance w15:val="tags"/>
-          <w:text/>
-        </w:sdtPr>
-        <w:sdtContent>
-          <w:r>
-            <w:rPr>
-              <w:rStyle w:val="af1"/>
-            </w:rPr>
-            <w:t>Место для ввода текста.</w:t>
-          </w:r>
-        </w:sdtContent>
-      </w:sdt>
-      <w:r>
-        <w:rPr>
-          <w:lang w:val="en-US"/>
-        </w:rPr>
-        <w:t xml:space="preserve"> </w:t>
-      </w:r>
       <w:sdt>
         <w:sdtPr>
           <w:rPr>
@@ -689,8 +608,8 @@
             <w:sz w:val="18"/>
             <w:szCs w:val="18"/>
           </w:rPr>
-          <w:alias w:val="СstPersonReason"/>
-          <w:tag w:val="СstPersonReason"/>
+          <w:alias w:val="CstPersonReason"/>
+          <w:tag w:val="CstPersonReason"/>
           <w:id w:val="-659222701"/>
           <w:placeholder>
             <w:docPart w:val="8D95DE006DC742BCA4193E03D9FB702E"/>
@@ -1724,7 +1643,14 @@
           <w:sz w:val="20"/>
           <w:szCs w:val="20"/>
         </w:rPr>
-        <w:t xml:space="preserve"> відсоток</w:t>
+        <w:t xml:space="preserve"> відсот</w:t>
+      </w:r>
+      <w:r>
+        <w:rPr>
+          <w:sz w:val="20"/>
+          <w:szCs w:val="20"/>
+        </w:rPr>
+        <w:t>ків</w:t>
       </w:r>
       <w:r>
         <w:rPr>
@@ -1929,7 +1855,14 @@
             <w:rPr>
               <w:rStyle w:val="af1"/>
             </w:rPr>
-            <w:t>Место для ввода текста.</w:t>
+            <w:t xml:space="preserve">Место для ввода </w:t>
+          </w:r>
+          <w:r>
+            <w:rPr>
+              <w:rStyle w:val="af1"/>
+            </w:rPr>
+            <w:lastRenderedPageBreak/>
+            <w:t>текста.</w:t>
           </w:r>
         </w:sdtContent>
       </w:sdt>
@@ -3176,15 +3109,7 @@
           <w:sz w:val="20"/>
           <w:szCs w:val="20"/>
         </w:rPr>
-        <w:t xml:space="preserve">4.3. Сторони зобов’язуються зберігати конфіденційність щодо умов цього Договору, всіх відомостей та будь-якої інформації щодо господарської діяльності Сторін, що стали відомі іншій Стороні у зв’язку з виконанням умов цього Договору, оскільки такі відомості і/або інформація, умови Договору є комерційною таємницею. У випадку порушення однією зі Сторін </w:t>
-      </w:r>
-      <w:r>
-        <w:rPr>
-          <w:sz w:val="20"/>
-          <w:szCs w:val="20"/>
-        </w:rPr>
-        <w:lastRenderedPageBreak/>
-        <w:t>зобов’язання щодо конфіденційності, визначеного у цьому пункті Договору, і якщо через таке порушення інша Сторона зазнала збитків, то такі збитки повинні бути відшкодовані винною у такому порушенні Стороною у повному обсязі.</w:t>
+        <w:t>4.3. Сторони зобов’язуються зберігати конфіденційність щодо умов цього Договору, всіх відомостей та будь-якої інформації щодо господарської діяльності Сторін, що стали відомі іншій Стороні у зв’язку з виконанням умов цього Договору, оскільки такі відомості і/або інформація, умови Договору є комерційною таємницею. У випадку порушення однією зі Сторін зобов’язання щодо конфіденційності, визначеного у цьому пункті Договору, і якщо через таке порушення інша Сторона зазнала збитків, то такі збитки повинні бути відшкодовані винною у такому порушенні Стороною у повному обсязі.</w:t>
       </w:r>
     </w:p>
     <w:p>
@@ -3206,6 +3131,7 @@
           <w:sz w:val="20"/>
           <w:szCs w:val="20"/>
         </w:rPr>
+        <w:lastRenderedPageBreak/>
         <w:t>5. Строк дії Договору та наслідки його розірвання</w:t>
       </w:r>
     </w:p>
@@ -3260,8 +3186,8 @@
             <w:sz w:val="20"/>
             <w:szCs w:val="20"/>
           </w:rPr>
-          <w:alias w:val="docDateEndC"/>
-          <w:tag w:val="docDateEndC"/>
+          <w:alias w:val="docDateEnd"/>
+          <w:tag w:val="docDateEnd"/>
           <w:id w:val="-1911142162"/>
           <w:placeholder>
             <w:docPart w:val="7D208B8FEBC24D94A98BA9336547422D"/>
@@ -3888,7 +3814,6 @@
           <w:sz w:val="20"/>
           <w:szCs w:val="20"/>
         </w:rPr>
-        <w:lastRenderedPageBreak/>
         <w:t>8.2. Всі зміни та додатки до даного Договору укладаються у письмовій формі та є чинними за умови підписання їх уповноваженими представниками обох Сторін.</w:t>
       </w:r>
       <w:r>
@@ -3922,6 +3847,7 @@
           <w:sz w:val="20"/>
           <w:szCs w:val="20"/>
         </w:rPr>
+        <w:lastRenderedPageBreak/>
         <w:t>8.3. Сторони повинні у 5-денний строк письмово повідомляти одна одну про зміни організаційно-правової форми, характеру і (або) виду діяльності, місцезнаходження, обставин непереборної сили та наявність інших обставин, що перешкоджають належному виконанню умов Договору, а також надавати документи та іншу інформацію, пов’язану з виконанням Сторонами зобов’язань за цим Договором.</w:t>
       </w:r>
     </w:p>
@@ -15884,32 +15810,6 @@
         </w:p>
       </w:docPartBody>
     </w:docPart>
-    <w:docPart>
-      <w:docPartPr>
-        <w:name w:val="DefaultPlaceholder_-1854013440"/>
-        <w:category>
-          <w:name w:val="Общие"/>
-          <w:gallery w:val="placeholder"/>
-        </w:category>
-        <w:types>
-          <w:type w:val="bbPlcHdr"/>
-        </w:types>
-        <w:behaviors>
-          <w:behavior w:val="content"/>
-        </w:behaviors>
-        <w:guid w:val="{EE33BAC0-5934-4E06-B7BF-A5C0CD66A327}"/>
-      </w:docPartPr>
-      <w:docPartBody>
-        <w:p>
-          <w:r>
-            <w:rPr>
-              <w:rStyle w:val="a3"/>
-            </w:rPr>
-            <w:t>Место для ввода текста.</w:t>
-          </w:r>
-        </w:p>
-      </w:docPartBody>
-    </w:docPart>
   </w:docParts>
 </w:glossaryDocument>
 </file>
@@ -16008,6 +15908,7 @@
     <w:rsidRoot w:val="00C92039"/>
     <w:rsid w:val="002417CC"/>
     <w:rsid w:val="00416F75"/>
+    <w:rsid w:val="004D4B6B"/>
     <w:rsid w:val="004D577E"/>
     <w:rsid w:val="006E1A92"/>
     <w:rsid w:val="00985B2A"/>
@@ -16016,10 +15917,10 @@
     <w:rsid w:val="00B23931"/>
     <w:rsid w:val="00C92039"/>
     <w:rsid w:val="00CC2CAD"/>
+    <w:rsid w:val="00D506D9"/>
     <w:rsid w:val="00F221C4"/>
     <w:rsid w:val="00F470F0"/>
     <w:rsid w:val="00F8707F"/>
-    <w:rsid w:val="00FA7FB3"/>
   </w:rsids>
   <m:mathPr>
     <m:mathFont m:val="Cambria Math"/>
@@ -16472,7 +16373,7 @@
     <w:basedOn w:val="a0"/>
     <w:uiPriority w:val="99"/>
     <w:semiHidden/>
-    <w:rsid w:val="00FA7FB3"/>
+    <w:rsid w:val="004D577E"/>
     <w:rPr>
       <w:color w:val="808080"/>
     </w:rPr>
@@ -17127,7 +17028,7 @@
 </file>
 
 <file path=customXml/itemProps1.xml><?xml version="1.0" encoding="utf-8"?>
-<ds:datastoreItem xmlns:ds="http://schemas.openxmlformats.org/officeDocument/2006/customXml" ds:itemID="{8AB7E7B8-D8CB-4AAE-A470-2462E7B4B691}">
+<ds:datastoreItem xmlns:ds="http://schemas.openxmlformats.org/officeDocument/2006/customXml" ds:itemID="{5071CAB0-12FB-4730-B2E3-E2FBFCFA623D}">
   <ds:schemaRefs>
     <ds:schemaRef ds:uri="http://schemas.openxmlformats.org/officeDocument/2006/bibliography"/>
   </ds:schemaRefs>
